--- a/testakten/arbeitszeugnis-analyse-bluehendes-leben/90-ergaenzende-korrespondenz-und-vollvermerke.docx
+++ b/testakten/arbeitszeugnis-analyse-bluehendes-leben/90-ergaenzende-korrespondenz-und-vollvermerke.docx
@@ -56,14 +56,6 @@
         <w:jc w:val="left"/>
       </w:pPr>
       <w:r>
-        <w:t>```</w:t>
-      </w:r>
-    </w:p>
-    <w:p>
-      <w:pPr>
-        <w:jc w:val="left"/>
-      </w:pPr>
-      <w:r>
         <w:t>Von:      wiebke.hagedorn@testmail.test</w:t>
       </w:r>
     </w:p>
@@ -89,14 +81,6 @@
       </w:pPr>
       <w:r>
         <w:t>Betreff:  Arbeitszeugnis klingt nett, aber irgendwie falsch</w:t>
-      </w:r>
-    </w:p>
-    <w:p>
-      <w:pPr>
-        <w:jc w:val="left"/>
-      </w:pPr>
-      <w:r>
-        <w:t>```</w:t>
       </w:r>
     </w:p>
     <w:p>
